--- a/packs/kz/templates/generic/appeal.docx
+++ b/packs/kz/templates/generic/appeal.docx
@@ -11,11 +11,57 @@
       </w:r>
     </w:p>
     <w:p>
+      <w:r>
+        <w:t>{%p if addressee.id %}</w:t>
+      </w:r>
+    </w:p>
+    <w:p>
       <w:pPr>
         <w:jc w:val="right"/>
       </w:pPr>
       <w:r>
-        <w:t>{% if addressee.id %}БИН: {{ addressee.id }}{% endif %}</w:t>
+        <w:t>{{ 'ИИН' if addressee.kind == 'person' else 'БИН' }}: {{ addressee.id }}</w:t>
+      </w:r>
+    </w:p>
+    <w:p>
+      <w:r>
+        <w:t>{%p endif %}</w:t>
+      </w:r>
+    </w:p>
+    <w:p>
+      <w:r>
+        <w:t>{%p if addressee.address %}</w:t>
+      </w:r>
+    </w:p>
+    <w:p>
+      <w:pPr>
+        <w:jc w:val="right"/>
+      </w:pPr>
+      <w:r>
+        <w:t>Адрес: {{ addressee.address }}</w:t>
+      </w:r>
+    </w:p>
+    <w:p>
+      <w:r>
+        <w:t>{%p endif %}</w:t>
+      </w:r>
+    </w:p>
+    <w:p>
+      <w:r>
+        <w:t>{%p if addressee.email %}</w:t>
+      </w:r>
+    </w:p>
+    <w:p>
+      <w:pPr>
+        <w:jc w:val="right"/>
+      </w:pPr>
+      <w:r>
+        <w:t>E-mail: {{ addressee.email }}</w:t>
+      </w:r>
+    </w:p>
+    <w:p>
+      <w:r>
+        <w:t>{%p endif %}</w:t>
       </w:r>
     </w:p>
     <w:p>
@@ -27,11 +73,39 @@
       </w:r>
     </w:p>
     <w:p>
+      <w:r>
+        <w:t>{%p if applicant.id %}</w:t>
+      </w:r>
+    </w:p>
+    <w:p>
       <w:pPr>
         <w:jc w:val="right"/>
       </w:pPr>
       <w:r>
-        <w:t>{% if applicant.id %}ИИН: {{ applicant.id }}{% endif %}</w:t>
+        <w:t>ИИН: {{ applicant.id }}</w:t>
+      </w:r>
+    </w:p>
+    <w:p>
+      <w:r>
+        <w:t>{%p endif %}</w:t>
+      </w:r>
+    </w:p>
+    <w:p>
+      <w:r>
+        <w:t>{%p if applicant.address %}</w:t>
+      </w:r>
+    </w:p>
+    <w:p>
+      <w:pPr>
+        <w:jc w:val="right"/>
+      </w:pPr>
+      <w:r>
+        <w:t>Адрес: {{ applicant.address }}</w:t>
+      </w:r>
+    </w:p>
+    <w:p>
+      <w:r>
+        <w:t>{%p endif %}</w:t>
       </w:r>
     </w:p>
     <w:p>
@@ -43,11 +117,21 @@
       </w:r>
     </w:p>
     <w:p>
+      <w:r>
+        <w:t>{%p if f.applicant_email %}</w:t>
+      </w:r>
+    </w:p>
+    <w:p>
       <w:pPr>
         <w:jc w:val="right"/>
       </w:pPr>
       <w:r>
-        <w:t>Адрес: {{ f.applicant_address }}</w:t>
+        <w:t>E-mail: {{ f.applicant_email }}</w:t>
+      </w:r>
+    </w:p>
+    <w:p>
+      <w:r>
+        <w:t>{%p endif %}</w:t>
       </w:r>
     </w:p>
     <w:p>
@@ -73,14 +157,8 @@
       </w:r>
     </w:p>
     <w:p>
-      <w:pPr>
-        <w:jc w:val="both"/>
-      </w:pPr>
       <w:r>
-        <w:rPr>
-          <w:b w:val="0"/>
-        </w:rPr>
-        <w:t>Ответчик / лицо, на действия которого подается обращение: {{ f.respondent_name }}.</w:t>
+        <w:t>{%p if respondent.name and addressee.key != 'respondent' %}</w:t>
       </w:r>
     </w:p>
     <w:p>
@@ -91,7 +169,33 @@
         <w:rPr>
           <w:b w:val="0"/>
         </w:rPr>
-        <w:t>{% if f.event_date %}Дата события: {{ f.event_date }}.{% endif %}{% if f.amount %} Сумма требований: {{ f.amount }} {{ currency }}.{% endif %}</w:t>
+        <w:t>Ответчик: {{ respondent.name }}{% if respondent.id %}, {{ 'ИИН' if respondent.kind == 'person' else 'БИН' }} {{ respondent.id }}{% endif %}{% if respondent.address %}, адрес: {{ respondent.address }}{% endif %}{% if respondent.email %}, e-mail: {{ respondent.email }}{% endif %}.</w:t>
+      </w:r>
+    </w:p>
+    <w:p>
+      <w:r>
+        <w:t>{%p endif %}</w:t>
+      </w:r>
+    </w:p>
+    <w:p>
+      <w:r>
+        <w:t>{%p if f.event_date or f.amount or f.decision_number %}</w:t>
+      </w:r>
+    </w:p>
+    <w:p>
+      <w:pPr>
+        <w:jc w:val="both"/>
+      </w:pPr>
+      <w:r>
+        <w:rPr>
+          <w:b w:val="0"/>
+        </w:rPr>
+        <w:t>{% if f.decision_number %}{{ labels.decision_number }}: {{ f.decision_number }}. {% endif %}{% if f.event_date %}{{ labels.event_date }}: {{ f.event_date }}.{% endif %}{% if f.amount %} {{ labels.amount }}: {{ f.amount }} {{ currency }}.{% endif %}</w:t>
+      </w:r>
+    </w:p>
+    <w:p>
+      <w:r>
+        <w:t>{%p endif %}</w:t>
       </w:r>
     </w:p>
     <w:p>
@@ -176,7 +280,7 @@
     </w:p>
     <w:p>
       <w:r>
-        <w:t>{%p if evidence %}</w:t>
+        <w:t>{%p if evidence or previous_actions %}</w:t>
       </w:r>
     </w:p>
     <w:p>
@@ -192,12 +296,32 @@
     </w:p>
     <w:p>
       <w:r>
+        <w:t>{%p set n = namespace(i=0) %}</w:t>
+      </w:r>
+    </w:p>
+    <w:p>
+      <w:r>
         <w:t>{%p for e in evidence %}</w:t>
       </w:r>
     </w:p>
     <w:p>
       <w:r>
-        <w:t>{{ loop.index }}. {{ e }}</w:t>
+        <w:t>{% set n.i = n.i + 1 %}{{ n.i }}. {{ e }}</w:t>
+      </w:r>
+    </w:p>
+    <w:p>
+      <w:r>
+        <w:t>{%p endfor %}</w:t>
+      </w:r>
+    </w:p>
+    <w:p>
+      <w:r>
+        <w:t>{%p for a in previous_actions %}</w:t>
+      </w:r>
+    </w:p>
+    <w:p>
+      <w:r>
+        <w:t>{% set n.i = n.i + 1 %}{{ n.i }}. Копия документа «{{ a.title }}» от {{ a.date }}{% if a.response %} и ответ на него (или сведения о его отсутствии){% endif %}.</w:t>
       </w:r>
     </w:p>
     <w:p>

--- a/packs/kz/templates/generic/appeal.docx
+++ b/packs/kz/templates/generic/appeal.docx
@@ -179,7 +179,7 @@
     </w:p>
     <w:p>
       <w:r>
-        <w:t>{%p if f.event_date or f.amount or f.decision_number %}</w:t>
+        <w:t>{%p if f.decision_number %}</w:t>
       </w:r>
     </w:p>
     <w:p>
@@ -190,7 +190,7 @@
         <w:rPr>
           <w:b w:val="0"/>
         </w:rPr>
-        <w:t>{% if f.decision_number %}{{ labels.decision_number }}: {{ f.decision_number }}. {% endif %}{% if f.event_date %}{{ labels.event_date }}: {{ f.event_date }}.{% endif %}{% if f.amount %} {{ labels.amount }}: {{ f.amount }} {{ currency }}.{% endif %}</w:t>
+        <w:t>{{ labels.decision_number }}: {{ f.decision_number }}.</w:t>
       </w:r>
     </w:p>
     <w:p>
